--- a/dist/SUBMISSION_FINAL/P3_Vietnam_APJM/01_manuscript_blinded.docx
+++ b/dist/SUBMISSION_FINAL/P3_Vietnam_APJM/01_manuscript_blinded.docx
@@ -8446,7 +8446,7 @@
         </m:r>
       </m:oMath>
       <w:r>
-        <w:t xml:space="preserve">=0.018, p=.942; Section 4.5 Panel K), is proxy obsolescence: by 2023, website presence (Tier 1, c22b) has become a minimum-threshold credential rather than a capability differentiator in Vietnam's maturing digital environment. Firms with and without websites are no longer meaningfully distinguished in their cross-border coordination capacity at the DAI tier that c22b captures. This interpretation predicts the negative</w:t>
+        <w:t xml:space="preserve">=0.018, p = .942; Section 4.5 Panel K), is proxy obsolescence: by 2023, website presence (Tier 1, c22b) has become a minimum-threshold credential rather than a capability differentiator in Vietnam's maturing digital environment. Firms with and without websites are no longer meaningfully distinguished in their cross-border coordination capacity at the DAI tier that c22b captures. This interpretation predicts the negative</w:t>
       </w:r>
       <w:r>
         <w:t xml:space="preserve"> </w:t>
